--- a/client/public/Templates/Death certification.docx
+++ b/client/public/Templates/Death certification.docx
@@ -58,18 +58,39 @@
           <w:sz w:val="24"/>
           <w:u w:val="single"/>
         </w:rPr>
+        <w:t>{Full Name}</w:t>
+      </w:r>
+      <w:r>
+        <w:rPr>
+          <w:rFonts w:ascii="Times New Roman" w:hAnsi="Times New Roman" w:cs="Times New Roman"/>
+          <w:sz w:val="24"/>
+        </w:rPr>
+        <w:t xml:space="preserve">, born on </w:t>
+      </w:r>
+      <w:r>
+        <w:rPr>
+          <w:rFonts w:ascii="Times New Roman" w:hAnsi="Times New Roman" w:cs="Times New Roman"/>
+          <w:sz w:val="24"/>
+          <w:u w:val="single"/>
+        </w:rPr>
         <w:t>{</w:t>
       </w:r>
-      <w:proofErr w:type="spellStart"/>
-      <w:r>
-        <w:rPr>
-          <w:rFonts w:ascii="Times New Roman" w:hAnsi="Times New Roman" w:cs="Times New Roman"/>
-          <w:sz w:val="24"/>
-          <w:u w:val="single"/>
-        </w:rPr>
-        <w:t>firstName</w:t>
-      </w:r>
-      <w:proofErr w:type="spellEnd"/>
+      <w:r>
+        <w:rPr>
+          <w:rFonts w:ascii="Times New Roman" w:hAnsi="Times New Roman" w:cs="Times New Roman"/>
+          <w:sz w:val="24"/>
+          <w:u w:val="single"/>
+        </w:rPr>
+        <w:t>B</w:t>
+      </w:r>
+      <w:r>
+        <w:rPr>
+          <w:rFonts w:ascii="Times New Roman" w:hAnsi="Times New Roman" w:cs="Times New Roman"/>
+          <w:sz w:val="24"/>
+          <w:u w:val="single"/>
+        </w:rPr>
+        <w:t>irthdate</w:t>
+      </w:r>
       <w:r>
         <w:rPr>
           <w:rFonts w:ascii="Times New Roman" w:hAnsi="Times New Roman" w:cs="Times New Roman"/>
@@ -82,7 +103,13 @@
         <w:rPr>
           <w:rFonts w:ascii="Times New Roman" w:hAnsi="Times New Roman" w:cs="Times New Roman"/>
           <w:sz w:val="24"/>
-          <w:u w:val="single"/>
+        </w:rPr>
+        <w:t>,</w:t>
+      </w:r>
+      <w:r>
+        <w:rPr>
+          <w:rFonts w:ascii="Times New Roman" w:hAnsi="Times New Roman" w:cs="Times New Roman"/>
+          <w:sz w:val="24"/>
         </w:rPr>
         <w:t xml:space="preserve"> </w:t>
       </w:r>
@@ -90,20 +117,25 @@
         <w:rPr>
           <w:rFonts w:ascii="Times New Roman" w:hAnsi="Times New Roman" w:cs="Times New Roman"/>
           <w:sz w:val="24"/>
+        </w:rPr>
+        <w:t xml:space="preserve">a resident of </w:t>
+      </w:r>
+      <w:r>
+        <w:rPr>
+          <w:rFonts w:ascii="Times New Roman" w:hAnsi="Times New Roman" w:cs="Times New Roman"/>
+          <w:sz w:val="24"/>
           <w:u w:val="single"/>
         </w:rPr>
         <w:t>{</w:t>
       </w:r>
-      <w:proofErr w:type="spellStart"/>
-      <w:r>
-        <w:rPr>
-          <w:rFonts w:ascii="Times New Roman" w:hAnsi="Times New Roman" w:cs="Times New Roman"/>
-          <w:sz w:val="24"/>
-          <w:u w:val="single"/>
-        </w:rPr>
-        <w:t>middleName</w:t>
-      </w:r>
-      <w:proofErr w:type="spellEnd"/>
+      <w:r>
+        <w:rPr>
+          <w:rFonts w:ascii="Times New Roman" w:hAnsi="Times New Roman" w:cs="Times New Roman"/>
+          <w:sz w:val="24"/>
+          <w:u w:val="single"/>
+        </w:rPr>
+        <w:t>Address</w:t>
+      </w:r>
       <w:r>
         <w:rPr>
           <w:rFonts w:ascii="Times New Roman" w:hAnsi="Times New Roman" w:cs="Times New Roman"/>
@@ -116,9 +148,15 @@
         <w:rPr>
           <w:rFonts w:ascii="Times New Roman" w:hAnsi="Times New Roman" w:cs="Times New Roman"/>
           <w:sz w:val="24"/>
-          <w:u w:val="single"/>
-        </w:rPr>
-        <w:t xml:space="preserve"> </w:t>
+        </w:rPr>
+        <w:t xml:space="preserve">, </w:t>
+      </w:r>
+      <w:r>
+        <w:rPr>
+          <w:rFonts w:ascii="Times New Roman" w:hAnsi="Times New Roman" w:cs="Times New Roman"/>
+          <w:sz w:val="24"/>
+        </w:rPr>
+        <w:t xml:space="preserve">Barangay Parian Calamba City, Laguna since </w:t>
       </w:r>
       <w:r>
         <w:rPr>
@@ -128,122 +166,6 @@
         </w:rPr>
         <w:t>{</w:t>
       </w:r>
-      <w:proofErr w:type="spellStart"/>
-      <w:r>
-        <w:rPr>
-          <w:rFonts w:ascii="Times New Roman" w:hAnsi="Times New Roman" w:cs="Times New Roman"/>
-          <w:sz w:val="24"/>
-          <w:u w:val="single"/>
-        </w:rPr>
-        <w:t>lastName</w:t>
-      </w:r>
-      <w:proofErr w:type="spellEnd"/>
-      <w:r>
-        <w:rPr>
-          <w:rFonts w:ascii="Times New Roman" w:hAnsi="Times New Roman" w:cs="Times New Roman"/>
-          <w:sz w:val="24"/>
-          <w:u w:val="single"/>
-        </w:rPr>
-        <w:t>}</w:t>
-      </w:r>
-      <w:r>
-        <w:rPr>
-          <w:rFonts w:ascii="Times New Roman" w:hAnsi="Times New Roman" w:cs="Times New Roman"/>
-          <w:sz w:val="24"/>
-        </w:rPr>
-        <w:t xml:space="preserve">, born on </w:t>
-      </w:r>
-      <w:r>
-        <w:rPr>
-          <w:rFonts w:ascii="Times New Roman" w:hAnsi="Times New Roman" w:cs="Times New Roman"/>
-          <w:sz w:val="24"/>
-          <w:u w:val="single"/>
-        </w:rPr>
-        <w:t>{</w:t>
-      </w:r>
-      <w:r>
-        <w:rPr>
-          <w:rFonts w:ascii="Times New Roman" w:hAnsi="Times New Roman" w:cs="Times New Roman"/>
-          <w:sz w:val="24"/>
-          <w:u w:val="single"/>
-        </w:rPr>
-        <w:t>birthdate</w:t>
-      </w:r>
-      <w:r>
-        <w:rPr>
-          <w:rFonts w:ascii="Times New Roman" w:hAnsi="Times New Roman" w:cs="Times New Roman"/>
-          <w:sz w:val="24"/>
-          <w:u w:val="single"/>
-        </w:rPr>
-        <w:t>}</w:t>
-      </w:r>
-      <w:r>
-        <w:rPr>
-          <w:rFonts w:ascii="Times New Roman" w:hAnsi="Times New Roman" w:cs="Times New Roman"/>
-          <w:sz w:val="24"/>
-        </w:rPr>
-        <w:t>,</w:t>
-      </w:r>
-      <w:r>
-        <w:rPr>
-          <w:rFonts w:ascii="Times New Roman" w:hAnsi="Times New Roman" w:cs="Times New Roman"/>
-          <w:sz w:val="24"/>
-        </w:rPr>
-        <w:t xml:space="preserve"> </w:t>
-      </w:r>
-      <w:r>
-        <w:rPr>
-          <w:rFonts w:ascii="Times New Roman" w:hAnsi="Times New Roman" w:cs="Times New Roman"/>
-          <w:sz w:val="24"/>
-        </w:rPr>
-        <w:t xml:space="preserve">a resident of </w:t>
-      </w:r>
-      <w:r>
-        <w:rPr>
-          <w:rFonts w:ascii="Times New Roman" w:hAnsi="Times New Roman" w:cs="Times New Roman"/>
-          <w:sz w:val="24"/>
-          <w:u w:val="single"/>
-        </w:rPr>
-        <w:t>{</w:t>
-      </w:r>
-      <w:r>
-        <w:rPr>
-          <w:rFonts w:ascii="Times New Roman" w:hAnsi="Times New Roman" w:cs="Times New Roman"/>
-          <w:sz w:val="24"/>
-          <w:u w:val="single"/>
-        </w:rPr>
-        <w:t>Address</w:t>
-      </w:r>
-      <w:r>
-        <w:rPr>
-          <w:rFonts w:ascii="Times New Roman" w:hAnsi="Times New Roman" w:cs="Times New Roman"/>
-          <w:sz w:val="24"/>
-          <w:u w:val="single"/>
-        </w:rPr>
-        <w:t>}</w:t>
-      </w:r>
-      <w:r>
-        <w:rPr>
-          <w:rFonts w:ascii="Times New Roman" w:hAnsi="Times New Roman" w:cs="Times New Roman"/>
-          <w:sz w:val="24"/>
-        </w:rPr>
-        <w:t xml:space="preserve">, </w:t>
-      </w:r>
-      <w:r>
-        <w:rPr>
-          <w:rFonts w:ascii="Times New Roman" w:hAnsi="Times New Roman" w:cs="Times New Roman"/>
-          <w:sz w:val="24"/>
-        </w:rPr>
-        <w:t xml:space="preserve">Barangay Parian Calamba City, Laguna since </w:t>
-      </w:r>
-      <w:r>
-        <w:rPr>
-          <w:rFonts w:ascii="Times New Roman" w:hAnsi="Times New Roman" w:cs="Times New Roman"/>
-          <w:sz w:val="24"/>
-          <w:u w:val="single"/>
-        </w:rPr>
-        <w:t>{</w:t>
-      </w:r>
       <w:r>
         <w:rPr>
           <w:rFonts w:ascii="Times New Roman" w:hAnsi="Times New Roman" w:cs="Times New Roman"/>
@@ -251,6 +173,14 @@
           <w:u w:val="single"/>
         </w:rPr>
         <w:t>date</w:t>
+      </w:r>
+      <w:r>
+        <w:rPr>
+          <w:rFonts w:ascii="Times New Roman" w:hAnsi="Times New Roman" w:cs="Times New Roman"/>
+          <w:sz w:val="24"/>
+          <w:u w:val="single"/>
+        </w:rPr>
+        <w:t xml:space="preserve"> of Residency</w:t>
       </w:r>
       <w:r>
         <w:rPr>
@@ -297,15 +227,48 @@
         </w:rPr>
         <w:t>{</w:t>
       </w:r>
-      <w:proofErr w:type="spellStart"/>
-      <w:r>
-        <w:rPr>
-          <w:rFonts w:ascii="Times New Roman" w:hAnsi="Times New Roman" w:cs="Times New Roman"/>
-          <w:sz w:val="24"/>
-        </w:rPr>
-        <w:t>dateofDeath</w:t>
-      </w:r>
-      <w:proofErr w:type="spellEnd"/>
+      <w:r>
+        <w:rPr>
+          <w:rFonts w:ascii="Times New Roman" w:hAnsi="Times New Roman" w:cs="Times New Roman"/>
+          <w:sz w:val="24"/>
+        </w:rPr>
+        <w:t>D</w:t>
+      </w:r>
+      <w:r>
+        <w:rPr>
+          <w:rFonts w:ascii="Times New Roman" w:hAnsi="Times New Roman" w:cs="Times New Roman"/>
+          <w:sz w:val="24"/>
+        </w:rPr>
+        <w:t>ate</w:t>
+      </w:r>
+      <w:r>
+        <w:rPr>
+          <w:rFonts w:ascii="Times New Roman" w:hAnsi="Times New Roman" w:cs="Times New Roman"/>
+          <w:sz w:val="24"/>
+        </w:rPr>
+        <w:t xml:space="preserve"> </w:t>
+      </w:r>
+      <w:r>
+        <w:rPr>
+          <w:rFonts w:ascii="Times New Roman" w:hAnsi="Times New Roman" w:cs="Times New Roman"/>
+          <w:sz w:val="24"/>
+        </w:rPr>
+        <w:t>of</w:t>
+      </w:r>
+      <w:r>
+        <w:rPr>
+          <w:rFonts w:ascii="Times New Roman" w:hAnsi="Times New Roman" w:cs="Times New Roman"/>
+          <w:sz w:val="24"/>
+        </w:rPr>
+        <w:t xml:space="preserve"> </w:t>
+      </w:r>
+      <w:r>
+        <w:rPr>
+          <w:rFonts w:ascii="Times New Roman" w:hAnsi="Times New Roman" w:cs="Times New Roman"/>
+          <w:sz w:val="24"/>
+        </w:rPr>
+        <w:t>Death</w:t>
+      </w:r>
       <w:r>
         <w:rPr>
           <w:rFonts w:ascii="Times New Roman" w:hAnsi="Times New Roman" w:cs="Times New Roman"/>
@@ -384,13 +347,6 @@
           <w:sz w:val="24"/>
         </w:rPr>
         <w:br/>
-      </w:r>
-      <w:r>
-        <w:rPr>
-          <w:rFonts w:ascii="Times New Roman" w:hAnsi="Times New Roman" w:cs="Times New Roman"/>
-          <w:sz w:val="24"/>
-        </w:rPr>
-        <w:br/>
         <w:t xml:space="preserve">Given this </w:t>
       </w:r>
       <w:r>
@@ -498,20 +454,6 @@
           <w:sz w:val="24"/>
         </w:rPr>
         <w:t>at Barangay Hall, Barangay Parian, Calamba City, Laguna.</w:t>
-      </w:r>
-      <w:r>
-        <w:rPr>
-          <w:rFonts w:ascii="Times New Roman" w:hAnsi="Times New Roman" w:cs="Times New Roman"/>
-          <w:sz w:val="24"/>
-        </w:rPr>
-        <w:br/>
-      </w:r>
-      <w:r>
-        <w:rPr>
-          <w:rFonts w:ascii="Times New Roman" w:hAnsi="Times New Roman" w:cs="Times New Roman"/>
-          <w:sz w:val="24"/>
-        </w:rPr>
-        <w:br/>
       </w:r>
       <w:r>
         <w:rPr>
@@ -595,6 +537,32 @@
           <w:sz w:val="28"/>
         </w:rPr>
         <w:br/>
+      </w:r>
+      <w:r>
+        <w:rPr>
+          <w:rFonts w:ascii="Times New Roman" w:hAnsi="Times New Roman" w:cs="Times New Roman"/>
+          <w:bCs/>
+          <w:sz w:val="28"/>
+        </w:rPr>
+        <w:t>{</w:t>
+      </w:r>
+      <w:proofErr w:type="spellStart"/>
+      <w:r>
+        <w:rPr>
+          <w:rFonts w:ascii="Times New Roman" w:hAnsi="Times New Roman" w:cs="Times New Roman"/>
+          <w:bCs/>
+          <w:sz w:val="28"/>
+        </w:rPr>
+        <w:t>qr</w:t>
+      </w:r>
+      <w:proofErr w:type="spellEnd"/>
+      <w:r>
+        <w:rPr>
+          <w:rFonts w:ascii="Times New Roman" w:hAnsi="Times New Roman" w:cs="Times New Roman"/>
+          <w:bCs/>
+          <w:sz w:val="28"/>
+        </w:rPr>
+        <w:t>}</w:t>
       </w:r>
       <w:r>
         <w:rPr>
@@ -852,7 +820,7 @@
                                   </pic:cNvPicPr>
                                 </pic:nvPicPr>
                                 <pic:blipFill>
-                                  <a:blip r:embed="rId1"/>
+                                  <a:blip r:embed="rId2"/>
                                   <a:srcRect/>
                                   <a:stretch>
                                     <a:fillRect/>
@@ -973,7 +941,7 @@
                                         </pic:cNvPicPr>
                                       </pic:nvPicPr>
                                       <pic:blipFill>
-                                        <a:blip r:embed="rId2"/>
+                                        <a:blip r:embed="rId3"/>
                                         <a:srcRect/>
                                         <a:stretch>
                                           <a:fillRect/>
@@ -1047,7 +1015,7 @@
                                   </pic:cNvPicPr>
                                 </pic:nvPicPr>
                                 <pic:blipFill>
-                                  <a:blip r:embed="rId2"/>
+                                  <a:blip r:embed="rId4"/>
                                   <a:srcRect/>
                                   <a:stretch>
                                     <a:fillRect/>
